--- a/data/NyayChat/Chat/168-QnA.docx
+++ b/data/NyayChat/Chat/168-QnA.docx
@@ -1,6 +1,6 @@
 
 <file path=word/document.xml><?xml version="1.0" encoding="utf-8"?>
-<w:document xmlns:mc="http://schemas.openxmlformats.org/markup-compatibility/2006" xmlns:o="urn:schemas-microsoft-com:office:office" xmlns:r="http://schemas.openxmlformats.org/officeDocument/2006/relationships" xmlns:m="http://schemas.openxmlformats.org/officeDocument/2006/math" xmlns:v="urn:schemas-microsoft-com:vml" xmlns:wp="http://schemas.openxmlformats.org/drawingml/2006/wordprocessingDrawing" xmlns:w10="urn:schemas-microsoft-com:office:word" xmlns:w="http://schemas.openxmlformats.org/wordprocessingml/2006/main" xmlns:wne="http://schemas.microsoft.com/office/word/2006/wordml" xmlns:sl="http://schemas.openxmlformats.org/schemaLibrary/2006/main" xmlns:a="http://schemas.openxmlformats.org/drawingml/2006/main" xmlns:pic="http://schemas.openxmlformats.org/drawingml/2006/picture" xmlns:c="http://schemas.openxmlformats.org/drawingml/2006/chart" xmlns:lc="http://schemas.openxmlformats.org/drawingml/2006/lockedCanvas" xmlns:dgm="http://schemas.openxmlformats.org/drawingml/2006/diagram" xmlns:wps="http://schemas.microsoft.com/office/word/2010/wordprocessingShape" xmlns:wpg="http://schemas.microsoft.com/office/word/2010/wordprocessingGroup" xmlns:w14="http://schemas.microsoft.com/office/word/2010/wordml" xmlns:w15="http://schemas.microsoft.com/office/word/2012/wordml" xmlns:w16="http://schemas.microsoft.com/office/word/2018/wordml" xmlns:w16cex="http://schemas.microsoft.com/office/word/2018/wordml/cex" xmlns:w16cid="http://schemas.microsoft.com/office/word/2016/wordml/cid" xmlns:cr="http://schemas.microsoft.com/office/comments/2020/reactions">
+<w:document xmlns:mc="http://schemas.openxmlformats.org/markup-compatibility/2006" xmlns:o="urn:schemas-microsoft-com:office:office" xmlns:r="http://schemas.openxmlformats.org/officeDocument/2006/relationships" xmlns:m="http://schemas.openxmlformats.org/officeDocument/2006/math" xmlns:v="urn:schemas-microsoft-com:vml" xmlns:wp="http://schemas.openxmlformats.org/drawingml/2006/wordprocessingDrawing" xmlns:w10="urn:schemas-microsoft-com:office:word" xmlns:w="http://schemas.openxmlformats.org/wordprocessingml/2006/main" xmlns:wne="http://schemas.microsoft.com/office/word/2006/wordml" xmlns:sl="http://schemas.openxmlformats.org/schemaLibrary/2006/main" xmlns:a="http://schemas.openxmlformats.org/drawingml/2006/main" xmlns:pic="http://schemas.openxmlformats.org/drawingml/2006/picture" xmlns:c="http://schemas.openxmlformats.org/drawingml/2006/chart" xmlns:lc="http://schemas.openxmlformats.org/drawingml/2006/lockedCanvas" xmlns:dgm="http://schemas.openxmlformats.org/drawingml/2006/diagram" xmlns:wps="http://schemas.microsoft.com/office/word/2010/wordprocessingShape" xmlns:wpg="http://schemas.microsoft.com/office/word/2010/wordprocessingGroup" xmlns:w14="http://schemas.microsoft.com/office/word/2010/wordml" xmlns:w15="http://schemas.microsoft.com/office/word/2012/wordml" xmlns:w16="http://schemas.microsoft.com/office/word/2018/wordml" xmlns:w16cex="http://schemas.microsoft.com/office/word/2018/wordml/cex" xmlns:w16cid="http://schemas.microsoft.com/office/word/2016/wordml/cid" xmlns="http://schemas.microsoft.com/office/tasks/2019/documenttasks" xmlns:cr="http://schemas.microsoft.com/office/comments/2020/reactions">
   <w:body>
     <w:p>
       <w:pPr>
@@ -19,16 +19,7 @@
           <w:szCs w:val="24"/>
           <w:rtl w:val="0"/>
         </w:rPr>
-        <w:t xml:space="preserve">Consumer Grievance Assistance Chatbot:</w:t>
-      </w:r>
-      <w:r>
-        <w:rPr>
-          <w:rFonts w:ascii="Times New Roman" w:cs="Times New Roman" w:eastAsia="Times New Roman" w:hAnsi="Times New Roman"/>
-          <w:sz w:val="24"/>
-          <w:szCs w:val="24"/>
-          <w:rtl w:val="0"/>
-        </w:rPr>
-        <w:t xml:space="preserve"> Hi! I am your consumer grievance assistance tool. Kindly let me know how I can help you.</w:t>
+        <w:t xml:space="preserve">Consumer Grievance Assistance Chatbot: Hi! I am your consumer grievance assistance tool. Kindly let me know how I can help you.</w:t>
       </w:r>
     </w:p>
     <w:p>
@@ -994,7 +985,7 @@
           <w:szCs w:val="24"/>
           <w:rtl w:val="0"/>
         </w:rPr>
-        <w:t xml:space="preserve">. You are required to fill in the details that have been left empty in both documents. Further, you must get the affidavit notarized. In case of any queries regarding how you can get the Affidavit notarized, feel free to approach me anytime. After filling out all the documents and getting the affidavit notarized, you can file your complaint on E-daakhil, the portal for consumer redressal. Do you want me to provide you with a step-by-step guide on how to file your complaint on E-daakhil?</w:t>
+        <w:t xml:space="preserve">. You are required to fill in the details that have been left empty in both documents. Further, you must get the affidavit notarized. In case of any queries regarding how you can get the Affidavit notarized, feel free to approach me anytime. After filling out all the documents and getting the affidavit notarized, you can file your complaint on e-Jagriti, the portal for consumer redressal. Do you want me to provide you with a step-by-step guide on how to file your complaint on e-Jagriti?</w:t>
       </w:r>
     </w:p>
     <w:p>
@@ -1105,7 +1096,20 @@
             <w:vertAlign w:val="baseline"/>
             <w:rtl w:val="0"/>
           </w:rPr>
-          <w:t xml:space="preserve"> E-daakhil</w:t>
+          <w:t xml:space="preserve"> </w:t>
+        </w:r>
+      </w:hyperlink>
+      <w:hyperlink r:id="rId14">
+        <w:r>
+          <w:rPr>
+            <w:rFonts w:ascii="Times New Roman" w:cs="Times New Roman" w:eastAsia="Times New Roman" w:hAnsi="Times New Roman"/>
+            <w:color w:val="1155cc"/>
+            <w:sz w:val="24"/>
+            <w:szCs w:val="24"/>
+            <w:u w:val="single"/>
+            <w:rtl w:val="0"/>
+          </w:rPr>
+          <w:t xml:space="preserve">e-Jagriti</w:t>
         </w:r>
       </w:hyperlink>
       <w:r>
@@ -1755,7 +1759,7 @@
         </w:rPr>
         <w:t xml:space="preserve">Consumer Grievance Assistance Chatbot: Thank you for using the tool. Feel free to raise further queries anytime or you can log on to  </w:t>
       </w:r>
-      <w:hyperlink r:id="rId14">
+      <w:hyperlink r:id="rId15">
         <w:r>
           <w:rPr>
             <w:rFonts w:ascii="Times New Roman" w:cs="Times New Roman" w:eastAsia="Times New Roman" w:hAnsi="Times New Roman"/>
@@ -1813,7 +1817,7 @@
 </file>
 
 <file path=word/numbering.xml><?xml version="1.0" encoding="utf-8"?>
-<w:numbering xmlns:mc="http://schemas.openxmlformats.org/markup-compatibility/2006" xmlns:o="urn:schemas-microsoft-com:office:office" xmlns:r="http://schemas.openxmlformats.org/officeDocument/2006/relationships" xmlns:m="http://schemas.openxmlformats.org/officeDocument/2006/math" xmlns:v="urn:schemas-microsoft-com:vml" xmlns:wp="http://schemas.openxmlformats.org/drawingml/2006/wordprocessingDrawing" xmlns:w10="urn:schemas-microsoft-com:office:word" xmlns:w="http://schemas.openxmlformats.org/wordprocessingml/2006/main" xmlns:wne="http://schemas.microsoft.com/office/word/2006/wordml" xmlns:sl="http://schemas.openxmlformats.org/schemaLibrary/2006/main" xmlns:a="http://schemas.openxmlformats.org/drawingml/2006/main" xmlns:pic="http://schemas.openxmlformats.org/drawingml/2006/picture" xmlns:c="http://schemas.openxmlformats.org/drawingml/2006/chart" xmlns:lc="http://schemas.openxmlformats.org/drawingml/2006/lockedCanvas" xmlns:dgm="http://schemas.openxmlformats.org/drawingml/2006/diagram" xmlns:wps="http://schemas.microsoft.com/office/word/2010/wordprocessingShape" xmlns:wpg="http://schemas.microsoft.com/office/word/2010/wordprocessingGroup" xmlns:w14="http://schemas.microsoft.com/office/word/2010/wordml" xmlns:w15="http://schemas.microsoft.com/office/word/2012/wordml" xmlns:w16="http://schemas.microsoft.com/office/word/2018/wordml" xmlns:w16cex="http://schemas.microsoft.com/office/word/2018/wordml/cex" xmlns:w16cid="http://schemas.microsoft.com/office/word/2016/wordml/cid" xmlns:cr="http://schemas.microsoft.com/office/comments/2020/reactions">
+<w:numbering xmlns:mc="http://schemas.openxmlformats.org/markup-compatibility/2006" xmlns:o="urn:schemas-microsoft-com:office:office" xmlns:r="http://schemas.openxmlformats.org/officeDocument/2006/relationships" xmlns:m="http://schemas.openxmlformats.org/officeDocument/2006/math" xmlns:v="urn:schemas-microsoft-com:vml" xmlns:wp="http://schemas.openxmlformats.org/drawingml/2006/wordprocessingDrawing" xmlns:w10="urn:schemas-microsoft-com:office:word" xmlns:w="http://schemas.openxmlformats.org/wordprocessingml/2006/main" xmlns:wne="http://schemas.microsoft.com/office/word/2006/wordml" xmlns:sl="http://schemas.openxmlformats.org/schemaLibrary/2006/main" xmlns:a="http://schemas.openxmlformats.org/drawingml/2006/main" xmlns:pic="http://schemas.openxmlformats.org/drawingml/2006/picture" xmlns:c="http://schemas.openxmlformats.org/drawingml/2006/chart" xmlns:lc="http://schemas.openxmlformats.org/drawingml/2006/lockedCanvas" xmlns:dgm="http://schemas.openxmlformats.org/drawingml/2006/diagram" xmlns:wps="http://schemas.microsoft.com/office/word/2010/wordprocessingShape" xmlns:wpg="http://schemas.microsoft.com/office/word/2010/wordprocessingGroup" xmlns:w14="http://schemas.microsoft.com/office/word/2010/wordml" xmlns:w15="http://schemas.microsoft.com/office/word/2012/wordml" xmlns:w16="http://schemas.microsoft.com/office/word/2018/wordml" xmlns:w16cex="http://schemas.microsoft.com/office/word/2018/wordml/cex" xmlns:w16cid="http://schemas.microsoft.com/office/word/2016/wordml/cid" xmlns="http://schemas.microsoft.com/office/tasks/2019/documenttasks" xmlns:cr="http://schemas.microsoft.com/office/comments/2020/reactions">
   <w:abstractNum w:abstractNumId="1">
     <w:lvl w:ilvl="0">
       <w:start w:val="1"/>
@@ -1913,7 +1917,7 @@
 </file>
 
 <file path=word/styles.xml><?xml version="1.0" encoding="utf-8"?>
-<w:styles xmlns:mc="http://schemas.openxmlformats.org/markup-compatibility/2006" xmlns:o="urn:schemas-microsoft-com:office:office" xmlns:r="http://schemas.openxmlformats.org/officeDocument/2006/relationships" xmlns:m="http://schemas.openxmlformats.org/officeDocument/2006/math" xmlns:v="urn:schemas-microsoft-com:vml" xmlns:wp="http://schemas.openxmlformats.org/drawingml/2006/wordprocessingDrawing" xmlns:w10="urn:schemas-microsoft-com:office:word" xmlns:w="http://schemas.openxmlformats.org/wordprocessingml/2006/main" xmlns:wne="http://schemas.microsoft.com/office/word/2006/wordml" xmlns:sl="http://schemas.openxmlformats.org/schemaLibrary/2006/main" xmlns:a="http://schemas.openxmlformats.org/drawingml/2006/main" xmlns:pic="http://schemas.openxmlformats.org/drawingml/2006/picture" xmlns:c="http://schemas.openxmlformats.org/drawingml/2006/chart" xmlns:lc="http://schemas.openxmlformats.org/drawingml/2006/lockedCanvas" xmlns:dgm="http://schemas.openxmlformats.org/drawingml/2006/diagram" xmlns:wps="http://schemas.microsoft.com/office/word/2010/wordprocessingShape" xmlns:wpg="http://schemas.microsoft.com/office/word/2010/wordprocessingGroup" xmlns:w14="http://schemas.microsoft.com/office/word/2010/wordml" xmlns:w15="http://schemas.microsoft.com/office/word/2012/wordml" xmlns:w16="http://schemas.microsoft.com/office/word/2018/wordml" xmlns:w16cex="http://schemas.microsoft.com/office/word/2018/wordml/cex" xmlns:w16cid="http://schemas.microsoft.com/office/word/2016/wordml/cid" xmlns:cr="http://schemas.microsoft.com/office/comments/2020/reactions">
+<w:styles xmlns:mc="http://schemas.openxmlformats.org/markup-compatibility/2006" xmlns:o="urn:schemas-microsoft-com:office:office" xmlns:r="http://schemas.openxmlformats.org/officeDocument/2006/relationships" xmlns:m="http://schemas.openxmlformats.org/officeDocument/2006/math" xmlns:v="urn:schemas-microsoft-com:vml" xmlns:wp="http://schemas.openxmlformats.org/drawingml/2006/wordprocessingDrawing" xmlns:w10="urn:schemas-microsoft-com:office:word" xmlns:w="http://schemas.openxmlformats.org/wordprocessingml/2006/main" xmlns:wne="http://schemas.microsoft.com/office/word/2006/wordml" xmlns:sl="http://schemas.openxmlformats.org/schemaLibrary/2006/main" xmlns:a="http://schemas.openxmlformats.org/drawingml/2006/main" xmlns:pic="http://schemas.openxmlformats.org/drawingml/2006/picture" xmlns:c="http://schemas.openxmlformats.org/drawingml/2006/chart" xmlns:lc="http://schemas.openxmlformats.org/drawingml/2006/lockedCanvas" xmlns:dgm="http://schemas.openxmlformats.org/drawingml/2006/diagram" xmlns:wps="http://schemas.microsoft.com/office/word/2010/wordprocessingShape" xmlns:wpg="http://schemas.microsoft.com/office/word/2010/wordprocessingGroup" xmlns:w14="http://schemas.microsoft.com/office/word/2010/wordml" xmlns:w15="http://schemas.microsoft.com/office/word/2012/wordml" xmlns:w16="http://schemas.microsoft.com/office/word/2018/wordml" xmlns:w16cex="http://schemas.microsoft.com/office/word/2018/wordml/cex" xmlns:w16cid="http://schemas.microsoft.com/office/word/2016/wordml/cid" xmlns="http://schemas.microsoft.com/office/tasks/2019/documenttasks" xmlns:cr="http://schemas.microsoft.com/office/comments/2020/reactions">
   <w:docDefaults>
     <w:rPrDefault>
       <w:rPr>
@@ -1933,7 +1937,7 @@
     <w:name w:val="normal"/>
   </w:style>
   <w:style w:type="table" w:styleId="TableNormal" w:default="1">
-    <w:name w:val="Table Normal"/>
+    <w:name w:val="TableNormal"/>
   </w:style>
   <w:style w:type="paragraph" w:styleId="Heading1">
     <w:name w:val="heading 1"/>
